--- a/reports/generated/exports/InterimReview.docx
+++ b/reports/generated/exports/InterimReview.docx
@@ -311,7 +311,7 @@
           <w:b w:val="0"/>
           <w:i w:val="0"/>
         </w:rPr>
-        <w:t>A risk-constrained investor — a pension fund, a managed-futures (CTA) hedge fund, a family office, or a behaviourally loss-averse retail account — is required to keep the portfolio's loss from peak (the maximum drawdown) below a stated floor while still earning a return that beats holding cash and ideally beats a passive index. The drawdown floor is not a theoretical device. CTA fund prospectuses contain explicit soft and hard drawdown limits that trigger investor redemption rights and forced liquidation; pension boards monitor funded-status drawdowns; family-office Investment Policy Statements express risk tolerance as a maximum-loss percentage rather than as a volatility budget; and Kahneman and Tversky's (1979) prospect-theory result establishes that retail investors feel cumulative losses about twice as painfully as equivalent gains.</w:t>
+        <w:t>Start with a concrete picture. Imagine putting one million US dollars into the US stock market in January 2022 and holding on. By January 2025 the account is worth about $1.52 million — a clean win. But on the way there, in October 2022, the same account briefly read $750,000 — a 25 % drop from the peak. For an individual that drop is scary; for a pension fund or an endowment it is something different — it is a breach of contract. Many institutional mandates carry an explicit drawdown limit (a maximum permitted loss measured from the peak rather than from the starting balance), and when that limit is breached, redemption rights kick in, trustees can be removed, and the fund can be forcibly liquidated. Buy-and-hold violates these limits routinely; manually setting a stop-loss (sell when the price has fallen 5 % below its peak) violates them too — it sells late and buys back later. The dissertation asks whether a small AI agent can do better.</w:t>
       </w:r>
     </w:p>
     <w:p>
@@ -320,7 +320,7 @@
           <w:b w:val="0"/>
           <w:i w:val="0"/>
         </w:rPr>
-        <w:t>The standard quantitative answers do not fit that constraint cleanly. Mean-variance optimisation (Markowitz, 1952) is single-period and treats upside and downside variance symmetrically. Value-at-Risk and expected shortfall (Rockafellar and Uryasev, 2000) are tail-loss measures within a single horizon and do not constrain the path of cumulative losses. Conditional drawdown-at-risk (Chekhlov, Uryasev and Zabarankin, 2005) is path-dependent but static: it picks one weight vector and does not adapt to within-window regime change. Reactive trailing stop-losses adapt sequentially but fire after the drawdown has already begun and typically forfeit the recovery.</w:t>
+        <w:t>Reframed problem statement. Many investors and institutional mandates are required to keep portfolio drawdown from peak below a stated limit (commonly between 5 % and 20 %) while still beating cash and ideally beating passive index exposure. The standard quantitative answers — Markowitz mean-variance, risk parity, fixed-rule stop-losses — either assume the joint distribution of returns is stationary or react too slowly when the market regime changes. This dissertation studies whether a deep-reinforcement-learning agent that conditions on its own forecaster's predictive uncertainty (how confident the forecaster is, not just what it predicts) can sit on a more attractive point of the return-versus-drawdown trade-off than (a) passive buy-and-hold, (b) a rule-based stop-loss policy, and (c) a baseline PPO with no uncertainty signal — measured on a held-out test window that contains real macro shocks (2022–2025), with reproducible random seeds and an out-of-time generalisation check.</w:t>
       </w:r>
     </w:p>
     <w:p>
@@ -329,7 +329,16 @@
           <w:b w:val="0"/>
           <w:i w:val="0"/>
         </w:rPr>
-        <w:t>The dissertation asks whether a Proximal Policy Optimization (PPO) agent that conditions on the predictive uncertainty produced by a DeepAR-style probabilistic recurrent network can sit on a more attractive point of the return-versus-drawdown trade-off than three named alternatives: passive buy-and-hold, a rule-based trailing stop-loss policy, and a baseline PPO that sees no uncertainty signal. The headline result is the joint of risk-adjusted return and capital preservation against the running high-watermark; meeting either half on its own is trivial (cash gives perfect preservation and zero return), so the design is judged on whether it satisfies both at once on a test window containing real macro shocks.</w:t>
+        <w:t>Where the standard answers fail. Mean-variance (Markowitz, 1952) is single-period and treats upside and downside wiggles symmetrically — it has no memory of the running peak. Value-at-Risk and expected shortfall (Rockafellar and Uryasev, 2000) measure how bad a single bad day could be, but they cannot tell you how many bad days in a row you can endure before the loss-from-peak crosses the limit. Conditional drawdown-at-risk (Chekhlov, Uryasev and Zabarankin, 2005) is path-dependent and matches the institutional constraint shape, but it is a one-shot static optimisation: it picks one weight vector and does not adapt mid-window. Reactive trailing stop-losses adapt sequentially but fire after the drawdown has already begun and typically forfeit the recovery on the way back up.</w:t>
+      </w:r>
+    </w:p>
+    <w:p>
+      <w:r>
+        <w:rPr>
+          <w:b w:val="0"/>
+          <w:i w:val="0"/>
+        </w:rPr>
+        <w:t>Why this matters in practice. Drawdown control is a real, billion-dollar institutional problem. CalPERS and other major pension funds, sovereign-wealth funds, university endowments and CTA funds all run explicit drawdown limits in their governance documents. Bridgewater Associates' All Weather fund, which has managed over 150 billion US dollars at peak, is publicly described by its founder as designed to lose less in any environment — an explicit drawdown-control objective. The drawdown literature itself (Magdon-Ismail and Atiya, 2004; Young, 1991; Sortino and Price, 1994; Chekhlov, Uryasev and Zabarankin, 2005) is the formal home for these constraints; this dissertation does not invent them, it picks up the tradition and extends it from one-shot optimisation to a sequential, uncertainty-aware decision policy.</w:t>
       </w:r>
     </w:p>
     <w:p>
@@ -406,7 +415,56 @@
           <w:b w:val="0"/>
           <w:i w:val="0"/>
         </w:rPr>
-        <w:t>The annotated list below is the working set of references that anchor the dissertation. Each entry follows a uniform structure — what the paper did, why they did it, what it does well, where it falls short, and how the gap is fixed in the literature — so the comparative differentiation that Dr Nguyen asked for is visible at a glance. The dissertation's full bibliography in Chapter 2 of Main_Dissertation_Draft.docx is the canonical version; the list below is the compact working set for this interim review.</w:t>
+        <w:t>The annotated list below is the working set of references that anchor the dissertation. Each entry follows a uniform structure — what the paper did, why they did it, what it does well, where it falls short, and how the gap is fixed in the literature — so the comparative differentiation Dr Nguyen asked for is visible at a glance. The dissertation's full bibliography in Chapter 2 of Main_Dissertation_Draft.docx is the canonical version; the list below is the compact working set for this interim review.</w:t>
+      </w:r>
+    </w:p>
+    <w:p>
+      <w:r>
+        <w:rPr>
+          <w:b w:val="0"/>
+          <w:i w:val="0"/>
+        </w:rPr>
+        <w:t>Why the families differ at a glance. The risk-measure literature is not a ranking of competing answers to one question; it is a sequence of answers to different questions, each developed in response to a specific limitation of the family that came before:</w:t>
+      </w:r>
+    </w:p>
+    <w:p>
+      <w:pPr>
+        <w:pStyle w:val="ListBullet"/>
+      </w:pPr>
+      <w:r>
+        <w:t>Markowitz (1952) — "What is the smoothest portfolio I can build given my return target?" Single-period; symmetric penalty on wiggles.</w:t>
+      </w:r>
+    </w:p>
+    <w:p>
+      <w:pPr>
+        <w:pStyle w:val="ListBullet"/>
+      </w:pPr>
+      <w:r>
+        <w:t>Rockafellar and Uryasev (2000) — "What is the portfolio with the smallest expected loss in the worst 5 % of single-period outcomes?" Single-period; coherent tail measure. Differs from Markowitz in shifting from average wiggle to tail loss.</w:t>
+      </w:r>
+    </w:p>
+    <w:p>
+      <w:pPr>
+        <w:pStyle w:val="ListBullet"/>
+      </w:pPr>
+      <w:r>
+        <w:t>Magdon-Ismail and Atiya (2004) / Young (1991) / Chekhlov, Uryasev and Zabarankin (2005) — "What is the worst loss-from-peak this strategy can be expected to experience over its lifetime?" Path-dependent. Differs from VaR/ES in shifting from a single bad day to the worst peak-to-trough excursion of the equity curve.</w:t>
+      </w:r>
+    </w:p>
+    <w:p>
+      <w:pPr>
+        <w:pStyle w:val="ListBullet"/>
+      </w:pPr>
+      <w:r>
+        <w:t>Sortino and Price (1994) — "How much per-period downside deviation does this strategy accept to earn its return?" Same per-period grain as Markowitz but with the symmetric penalty replaced by an asymmetric one. Differs from Markowitz in its treatment of upside.</w:t>
+      </w:r>
+    </w:p>
+    <w:p>
+      <w:pPr>
+        <w:pStyle w:val="ListBullet"/>
+      </w:pPr>
+      <w:r>
+        <w:t>Jiang/Yang/Liu DRL-finance papers — "Can a deep RL policy outperform static rules on equities and crypto with return-only reward?" Sequential decision but uncertainty-blind. Differs from the risk-measure tradition in treating risk as something measured after the fact rather than constrained explicitly.</w:t>
       </w:r>
     </w:p>
     <w:p>
@@ -433,7 +491,7 @@
           <w:b w:val="0"/>
           <w:i w:val="0"/>
         </w:rPr>
-        <w:t>What and why: derived a closed-form expectation for the maximum drawdown of a geometric Brownian motion with drift, motivated by practitioner demand for an analytical baseline against which observed MDD figures could be calibrated. Advantages: closed-form, operationally meaningful, tied directly to (mu, sigma, T). Disadvantages: requires Brownian motion with constant drift and volatility — empirically wrong for financial returns, which exhibit volatility clustering and fat tails. Fix: extends to GARCH and regime-switching baselines, or — operationally — to the CDaR programme of Chekhlov, Uryasev and Zabarankin (2005). Position in this dissertation: defines the maximum drawdown statistic used throughout §5–§6 and motivates the analytical context for the test-window MDD numbers.</w:t>
+        <w:t>What and why: derived a closed-form expectation for the maximum drawdown of a geometric Brownian motion with drift, motivated by practitioner demand for an analytical baseline against which observed MDD figures could be calibrated. Advantages: closed-form, operationally meaningful, tied directly to (mu, sigma, T). Disadvantages: requires Brownian motion with constant drift and volatility — empirically wrong for financial returns, which exhibit volatility clustering and fat tails. Fix: extends to GARCH and regime-switching baselines, or — operationally — to the CDaR programme of Chekhlov, Uryasev and Zabarankin (2005). Position in this dissertation: defines the maximum drawdown statistic used throughout Section 5–Section 6 and motivates the analytical context for the test-window MDD numbers.</w:t>
       </w:r>
     </w:p>
     <w:p>
@@ -451,7 +509,7 @@
           <w:b w:val="0"/>
           <w:i w:val="0"/>
         </w:rPr>
-        <w:t>What and why: introduced the Calmar ratio (annualised return / maximum drawdown) as a return-per-unit-pain measure intuitive to institutional investors with explicit drawdown limits. Advantages: no parametric assumption on returns; speaks the language of the institutional mandate; widely understood. Disadvantages: extreme single-event sensitivity — one bad week can permanently impair a strategy's Calmar; rewards strategies whose worst loss is still ahead of them. Fix: Sterling and Burke ratios use averages of the worst N drawdowns; the CDaR programme of Chekhlov, Uryasev and Zabarankin (2005) uses a tail expectation over the full drawdown distribution and removes the single-event problem. Position in this dissertation: reported as a diagnostic alongside Sharpe in §5.5; its limitations are exactly what motivated the move to the constrained CDaR-style objective in §3.1.5.</w:t>
+        <w:t>What and why: introduced the Calmar ratio (annualised return / maximum drawdown) as a return-per-unit-pain measure intuitive to institutional investors with explicit drawdown limits. Advantages: no parametric assumption on returns; speaks the language of the institutional mandate; widely understood. Disadvantages: extreme single-event sensitivity — one bad week can permanently impair a strategy's Calmar; rewards strategies whose worst loss is still ahead of them. Fix: Sterling and Burke ratios use averages of the worst N drawdowns; the CDaR programme of Chekhlov, Uryasev and Zabarankin (2005) uses a tail expectation over the full drawdown distribution and removes the single-event problem. Position in this dissertation: reported as a diagnostic alongside Sharpe in Section 5.5; its limitations are exactly what motivated the move to the constrained CDaR-style objective in Section 3.1.5.</w:t>
       </w:r>
     </w:p>
     <w:p>
@@ -469,7 +527,7 @@
           <w:b w:val="0"/>
           <w:i w:val="0"/>
         </w:rPr>
-        <w:t>What and why: extended the CVaR construction of Rockafellar and Uryasev (2000) from the loss distribution to the path-dependent drawdown distribution, defining the conditional drawdown-at-risk (CDaR_alpha) and showing that drawdown-constrained portfolio optimisation reduces to a linear programme under empirical scenarios. Motivated by institutional allocators (endowments, sovereign wealth funds) who already demanded CDaR diagnostics but had no tractable optimisation routine for them. Advantages: coherent generalisation of MDD/Calmar to a tail expectation over the drawdown distribution; LP-tractable; matches institutional mandates. Disadvantages: computational cost grows with horizon T; remains a one-shot static optimisation that does not naturally accommodate a sequential decision policy. Fix: multi-stage stochastic programming (Bertsimas, Lauprete and Samarov, 2004) extends to multiple periods; reinforcement learning extends further to a state-conditional policy that learns when to reduce exposure rather than only how to allocate it. Position in this dissertation: the closest classical antecedent to the constrained problem in §3.1.5. The dissertation's contribution can be stated as enforcing the CDaR-style constraint inside a sequential PPO policy rather than at portfolio-construction time.</w:t>
+        <w:t>What and why: extended the CVaR construction of Rockafellar and Uryasev (2000) from the loss distribution to the path-dependent drawdown distribution, defining the conditional drawdown-at-risk (CDaR_alpha) and showing that drawdown-constrained portfolio optimisation reduces to a linear programme under empirical scenarios. Motivated by institutional allocators (endowments, sovereign wealth funds) who already demanded CDaR diagnostics but had no tractable optimisation routine for them. Advantages: coherent generalisation of MDD/Calmar to a tail expectation over the drawdown distribution; LP-tractable; matches institutional mandates. Disadvantages: computational cost grows with horizon T; remains a one-shot static optimisation that does not naturally accommodate a sequential decision policy. Fix: multi-stage stochastic programming (Bertsimas, Lauprete and Samarov, 2004) extends to multiple periods; reinforcement learning extends further to a state-conditional policy that learns when to reduce exposure rather than only how to allocate it. Position in this dissertation: the closest classical antecedent to the constrained problem in Section 3.1.5. The dissertation's contribution can be stated as enforcing the CDaR-style constraint inside a sequential PPO policy rather than at portfolio-construction time.</w:t>
       </w:r>
     </w:p>
     <w:p>
@@ -487,7 +545,7 @@
           <w:b w:val="0"/>
           <w:i w:val="0"/>
         </w:rPr>
-        <w:t>What and why: replaced the standard deviation in the Sharpe-ratio denominator with the downside deviation against a target return tau, motivated by Sortino's long-running argument that Sharpe penalises long-only mandates twice over (once for negative returns, once for above-average positive returns). Advantages: asymmetric penalty matches asymmetric utility of long-only investors; same data requirement as Sharpe; widely understood in CTA and hedge-fund evaluation. Disadvantages: tau is a modelling decision rather than a derived quantity, so the same strategy can have very different Sortino ratios under different rate environments; unstable when there are few sub-tau returns; remains single-period and silent on the path of the equity curve. Fix: report at multiple tau; pair with a path-dependent measure such as MDD or Calmar; lower-partial-moment family (Bawa, 1975; Fishburn, 1977) generalises the squared deviation. Position in this dissertation: reported in the §3.7 metric table; the asymmetric-penalty intuition behind Sortino is the same intuition behind the choice of drawdown rather than variance as the binding measure.</w:t>
+        <w:t>What and why: replaced the standard deviation in the Sharpe-ratio denominator with the downside deviation against a target return tau, motivated by Sortino's long-running argument that Sharpe penalises long-only mandates twice over (once for negative returns, once for above-average positive returns). Advantages: asymmetric penalty matches asymmetric utility of long-only investors; same data requirement as Sharpe; widely understood in CTA and hedge-fund evaluation. Disadvantages: tau is a modelling decision rather than a derived quantity, so the same strategy can have very different Sortino ratios under different rate environments; unstable when there are few sub-tau returns; remains single-period and silent on the path of the equity curve. Fix: report at multiple tau; pair with a path-dependent measure such as MDD or Calmar; lower-partial-moment family (Bawa, 1975; Fishburn, 1977) generalises the squared deviation. Position in this dissertation: reported in the Section 3.7 metric table; the asymmetric-penalty intuition behind Sortino is the same intuition behind the choice of drawdown rather than variance as the binding measure.</w:t>
       </w:r>
     </w:p>
     <w:p>
@@ -532,7 +590,7 @@
           <w:b w:val="0"/>
           <w:i w:val="0"/>
         </w:rPr>
-        <w:t>What and why: wrote down a convex programme whose minimiser is the CVaR of the portfolio's loss distribution, motivated by the post-Artzner et al. (1999) recognition that VaR is not coherent and the practitioner need for a tractable, optimisable alternative. Advantages: coherent (sub-additive); convex in the weights; reduces to an LP under empirical scenarios. Disadvantages: single-period, so silent on the path of the equity curve; tail-data-hungry. Fix: extreme-value-theory parametric fits for the tail (McNeil and Frey, 2000); path-dependent generalisation in CDaR (Chekhlov et al., 2005). Position here: motivates the tail-loss arm of §2.1 and the VaR-95 violation-rate metric reported in §3.7.</w:t>
+        <w:t>What and why: wrote down a convex programme whose minimiser is the CVaR of the portfolio's loss distribution, motivated by the post-Artzner et al. (1999) recognition that VaR is not coherent and the practitioner need for a tractable, optimisable alternative. Advantages: coherent (sub-additive); convex in the weights; reduces to an LP under empirical scenarios. Disadvantages: single-period, so silent on the path of the equity curve; tail-data-hungry. Fix: extreme-value-theory parametric fits for the tail (McNeil and Frey, 2000); path-dependent generalisation in CDaR (Chekhlov et al., 2005). Position here: motivates the tail-loss arm of Section 2.1 and the VaR-95 violation-rate metric reported in Section 3.7.</w:t>
       </w:r>
     </w:p>
     <w:p>
@@ -559,7 +617,7 @@
           <w:b w:val="0"/>
           <w:i w:val="0"/>
         </w:rPr>
-        <w:t>What and why: the canonical textbook treatment of MDPs and policy-gradient methods, motivated by twenty years of fragmented research that needed a single integrated reference. Advantages: standardises notation and conceptual scaffolding for the entire field; covers tabular and function-approximation methods uniformly. Disadvantages: predates the deep-RL revolution in its proportions, so coverage of large-scale function approximation is comparatively light. Fix: pair with Schulman et al. (2017) for modern policy-gradient practice. Position here: the reference relied on for the MDP formulation and the policy-gradient derivations in §3.5.</w:t>
+        <w:t>What and why: the canonical textbook treatment of MDPs and policy-gradient methods, motivated by twenty years of fragmented research that needed a single integrated reference. Advantages: standardises notation and conceptual scaffolding for the entire field; covers tabular and function-approximation methods uniformly. Disadvantages: predates the deep-RL revolution in its proportions, so coverage of large-scale function approximation is comparatively light. Fix: pair with Schulman et al. (2017) for modern policy-gradient practice. Position here: the reference relied on for the MDP formulation and the policy-gradient derivations in Section 3.5.</w:t>
       </w:r>
     </w:p>
     <w:p>
@@ -595,7 +653,7 @@
           <w:b w:val="0"/>
           <w:i w:val="0"/>
         </w:rPr>
-        <w:t>What and why: treated portfolio management as an end-to-end DRL problem on cryptocurrency, motivated by the inadequacy of static rules on a non-stationary high-frequency market. Advantages: genuinely end-to-end (raw price tensor → portfolio weights); validated on a market where mean-variance baselines fail; established the template later adopted by FinRL. Disadvantages: return-only reward; cryptocurrency-specific; uncertainty-blind; tested on a single window without walk-forward. Fix: Yang et al. (2020) and FinRL extend to equities and add reproducibility infrastructure; this dissertation closes the uncertainty-blind and risk-blind gaps. Position here: the closest prior DRL-finance work in spirit, against which the present dissertation's contribution is positioned in §2.4.</w:t>
+        <w:t>What and why: treated portfolio management as an end-to-end DRL problem on cryptocurrency, motivated by the inadequacy of static rules on a non-stationary high-frequency market. Advantages: genuinely end-to-end (raw price tensor → portfolio weights); validated on a market where mean-variance baselines fail; established the template later adopted by FinRL. Disadvantages: return-only reward; cryptocurrency-specific; uncertainty-blind; tested on a single window without walk-forward. Fix: Yang et al. (2020) and FinRL extend to equities and add reproducibility infrastructure; this dissertation closes the uncertainty-blind and risk-blind gaps. Position here: the closest prior DRL-finance work in spirit, against which the present dissertation's contribution is positioned in Section 2.4.</w:t>
       </w:r>
     </w:p>
     <w:p>
@@ -748,7 +806,7 @@
           <w:b w:val="0"/>
           <w:i w:val="0"/>
         </w:rPr>
-        <w:t>What and why: developed conformal prediction, a non-parametric, distribution-free framework for constructing finite-sample-valid prediction sets, motivated by the desire for calibration guarantees that do not depend on parametric distributional assumptions. Advantages: model-agnostic; finite-sample validity under exchangeability; can wrap any underlying predictor. Disadvantages: predictive intervals can be conservative; standard exchangeability assumption is violated by time-series data. Fix: split-conformal and adaptive variants for non-exchangeable data (Gibbs and Candès, 2021). Position here: noted in §2.6 and §7.2 as a future-work overlay that would give the dissertation's uncertainty signal a finite-sample coverage guarantee independent of the Gaussian-head assumption.</w:t>
+        <w:t>What and why: developed conformal prediction, a non-parametric, distribution-free framework for constructing finite-sample-valid prediction sets, motivated by the desire for calibration guarantees that do not depend on parametric distributional assumptions. Advantages: model-agnostic; finite-sample validity under exchangeability; can wrap any underlying predictor. Disadvantages: predictive intervals can be conservative; standard exchangeability assumption is violated by time-series data. Fix: split-conformal and adaptive variants for non-exchangeable data (Gibbs and Candès, 2021). Position here: noted in Section 2.6 and Section 7.2 as a future-work overlay that would give the dissertation's uncertainty signal a finite-sample coverage guarantee independent of the Gaussian-head assumption.</w:t>
       </w:r>
     </w:p>
     <w:p>
@@ -1168,7 +1226,7 @@
           </w:tcPr>
           <w:p>
             <w:r>
-              <w:t>Four-agent comparison on 70 tickers × 3 seeds × 10k steps; aggregate stats + per-ticker table in §5.5 of dissertation</w:t>
+              <w:t>Four-agent comparison on 70 tickers × 3 seeds × 10k steps; aggregate stats + per-ticker table in Section 5.5 of dissertation</w:t>
             </w:r>
           </w:p>
         </w:tc>
@@ -1200,7 +1258,7 @@
           </w:tcPr>
           <w:p>
             <w:r>
-              <w:t>4 tickers × 4 folds × 3 seeds × 10k steps = 96 trainings; in §6.4 of dissertation</w:t>
+              <w:t>4 tickers × 4 folds × 3 seeds × 10k steps = 96 trainings; in Section 6.4 of dissertation</w:t>
             </w:r>
           </w:p>
         </w:tc>
@@ -1232,7 +1290,7 @@
           </w:tcPr>
           <w:p>
             <w:r>
-              <w:t>8 tickers × 10 seeds × 50k steps = 80 trainings; in §5.5.1 of dissertation</w:t>
+              <w:t>8 tickers × 10 seeds × 50k steps = 80 trainings; in Section 5.5.1 of dissertation</w:t>
             </w:r>
           </w:p>
         </w:tc>
@@ -2369,7 +2427,7 @@
           </w:tcPr>
           <w:p>
             <w:r>
-              <w:t>Reframe the dissertation around drawdown-constrained risk-adjusted return (Abstract, Chapter 1, interim review). Add a Finance / Risk-Management Background sub-chapter covering MV, CVaR/ES, drawdown measures and Sortino, with notation explained. Implement the rule-based stop-loss baseline as a third comparator. Expand the test universe from a single index to a 70-ticker diversified-equity universe and re-run the four-agent comparison at the Phase-1 budget. Add the §5.5.1 extended seed-stability check on a representative eight-ticker sub-universe.</w:t>
+              <w:t>Reframe the dissertation around drawdown-constrained risk-adjusted return (Abstract, Chapter 1, interim review). Add a Finance / Risk-Management Background sub-chapter covering MV, CVaR/ES, drawdown measures and Sortino, with notation explained. Implement the rule-based stop-loss baseline as a third comparator. Expand the test universe from a single index to a 70-ticker diversified-equity universe and re-run the four-agent comparison at the Phase-1 budget. Add the Section 5.5.1 extended seed-stability check on a representative eight-ticker sub-universe.</w:t>
             </w:r>
           </w:p>
         </w:tc>
